--- a/en/wisdom-stories/sacrificial-meat.docx
+++ b/en/wisdom-stories/sacrificial-meat.docx
@@ -3,123 +3,177 @@
 <w:document xmlns:wpc="http://schemas.microsoft.com/office/word/2010/wordprocessingCanvas" xmlns:mo="http://schemas.microsoft.com/office/mac/office/2008/main" xmlns:mc="http://schemas.openxmlformats.org/markup-compatibility/2006" xmlns:mv="urn:schemas-microsoft-com:mac:vml" xmlns:o="urn:schemas-microsoft-com:office:office" xmlns:r="http://schemas.openxmlformats.org/officeDocument/2006/relationships" xmlns:m="http://schemas.openxmlformats.org/officeDocument/2006/math" xmlns:v="urn:schemas-microsoft-com:vml" xmlns:wp14="http://schemas.microsoft.com/office/word/2010/wordprocessingDrawing" xmlns:wp="http://schemas.openxmlformats.org/drawingml/2006/wordprocessingDrawing" xmlns:w10="urn:schemas-microsoft-com:office:word" xmlns:w="http://schemas.openxmlformats.org/wordprocessingml/2006/main" xmlns:w14="http://schemas.microsoft.com/office/word/2010/wordml" xmlns:wpg="http://schemas.microsoft.com/office/word/2010/wordprocessingGroup" xmlns:wpi="http://schemas.microsoft.com/office/word/2010/wordprocessingInk" xmlns:wne="http://schemas.microsoft.com/office/word/2006/wordml" xmlns:wps="http://schemas.microsoft.com/office/word/2010/wordprocessingShape" mc:Ignorable="w14 wp14">
   <w:body>
     <w:p>
+      <w:pPr>
+        <w:pStyle w:val="Title"/>
+      </w:pPr>
       <w:r>
-        <w:t>Sacrificial meat</w:t>
+        <w:t>Meat for the Feast</w:t>
       </w:r>
     </w:p>
     <w:p>
+      <w:pPr/>
       <w:r>
-        <w:t>I was in the 5th grade of school. We didn't need anyone. My father, who was a builder, had joined a cooperative that was under construction. We dreamed that “it won't take six or seven months, and we will move into our own house.”</w:t>
+        <w:t>I was in fifth grade. We were managing well enough then. My father, a builder, had joined a housing cooperative, and we hoped to move into our own home within six or seven months.</w:t>
       </w:r>
     </w:p>
     <w:p>
+      <w:pPr/>
       <w:r>
         <w:t>One morning we woke up to a terrible shaking. There had been an earthquake. Thankfully, nothing bad had happened to us or to those around us. No one in our building was hurt. But although our house and our lives were safe, this event brought another trouble to our family: as a result of the earthquake, construction work had stopped, and my father was unemployed.</w:t>
       </w:r>
     </w:p>
     <w:p>
+      <w:pPr/>
       <w:r>
         <w:t>No matter how hard we tried to save, the money my father earned from the repair jobs he found from time to time was not enough to support our household.</w:t>
       </w:r>
     </w:p>
     <w:p>
+      <w:pPr>
+        <w:spacing w:after="80"/>
+      </w:pPr>
       <w:r>
         <w:t>My father couldn't find work all winter. He would go with hope and return sad.</w:t>
       </w:r>
     </w:p>
     <w:p>
+      <w:pPr/>
       <w:r>
-        <w:t>There were a few days left before Ramadan. My father came home happily - he had found a job. “Prepare your documents, come,” they said. He announced the news with joy and left the house at lightning speed. “I have to deliver today,” he said.</w:t>
+        <w:t>A few days before Ramadan, he came home beaming: someone had offered him work. “They told me to bring my papers,” he said, hurrying out again. “I need to get them there today.”</w:t>
       </w:r>
     </w:p>
     <w:p>
+      <w:pPr>
+        <w:spacing w:after="80"/>
+      </w:pPr>
       <w:r>
         <w:t>A few hours had passed when our neighbor came in with a panicked expression on his face.</w:t>
       </w:r>
     </w:p>
     <w:p>
+      <w:pPr>
+        <w:spacing w:after="80"/>
+      </w:pPr>
       <w:r>
         <w:t>“Don’t be afraid, but your father has had a minor accident,” he said.</w:t>
       </w:r>
     </w:p>
     <w:p>
+      <w:pPr/>
       <w:r>
-        <w:t>When we arrived at the hospital, my father’s face was pale. His arms and legs were bandaged. A car speeding through a red light had hit my father. When we prayed that he was alive, my father tried to hide the tears that were flowing from his eyes, embarrassedly saying, “Why did I survive? I made your burden heavier.”</w:t>
+        <w:t>At the hospital, we found him pale, his arms and legs bandaged. A driver had run a red light and hit him. As we gave thanks that he was alive, he tried to hide his tears. “Why did I survive?” he whispered. “Now I’ve made things even harder for you.”</w:t>
       </w:r>
     </w:p>
     <w:p>
+      <w:pPr/>
       <w:r>
         <w:t>After a while, my father came home. Our stove wasn’t burning, our house was cold. Several of our neighbors had called the municipality and asked for coal for us. “No way,” they said — we had to register in advance.</w:t>
       </w:r>
     </w:p>
     <w:p>
+      <w:pPr/>
       <w:r>
-        <w:t>And so, our “sugar-free” Ramadan holiday came and went. Despite all the difficulties, the weather had warmed up a little, the bandage on my father’s arm had come off, but his leg was still bandaged.</w:t>
+        <w:t>Eid al-Fitr came and went without sweets. At least the weather was warmer, and my father’s arm had healed, though his leg was still bandaged.</w:t>
       </w:r>
     </w:p>
     <w:p>
+      <w:pPr/>
       <w:r>
         <w:t>Then came Eid al-Adha. I thought to myself: “There are twelve apartments in our building, many of them will sacrifice. At least they will give us a share, and my mother will cook my favorite meat dishes.” As I watched from the window, the sacrificial animals were slaughtered, skinned, and bowls of meat were carried to the houses in the empty area opposite. Every time the door was opened, the delicious smell of meat being roasted in the houses spread to our house. But unfortunately, no one brought us a piece of meat.</w:t>
       </w:r>
     </w:p>
     <w:p>
+      <w:pPr/>
       <w:r>
         <w:t>Meanwhile, my grandmother called from the village to congratulate us on our holiday. She sensed that I was worried by the sound of my voice as she spoke. She asked insistently and anxiously: “Has your father gotten worse?”</w:t>
       </w:r>
     </w:p>
     <w:p>
+      <w:pPr>
+        <w:spacing w:after="80"/>
+      </w:pPr>
       <w:r>
         <w:t>“No,” I said slowly. “The neighbors didn’t give us sacrificial meat.”</w:t>
       </w:r>
     </w:p>
     <w:p>
+      <w:pPr/>
       <w:r>
         <w:t>In the summer months, we would go to the village to my grandmother. She had a cow and five or six chickens. Her cow gave good milk. When she milked it, my grandmother would sing songs to her.</w:t>
       </w:r>
     </w:p>
     <w:p>
+      <w:pPr/>
       <w:r>
         <w:t>On the third day of the holiday, there was a knock on our door early in the morning. It was my grandmother who came. We welcomed her with joy. She hugged us all, crying. “My lambs, my lambs, I brought you a lot of meat,” she said.</w:t>
       </w:r>
     </w:p>
     <w:p>
+      <w:pPr/>
       <w:r>
-        <w:t>We filled the refrigerator to the brim with meat. My sister quickly chopped the meat. The delicious smell of the meat cooking further fueled my appetite, which had been growing for two days. My mouth was watering as I stood at the stove. I had no patience to wait for the table. I picked up the fork and dipped it into the meat. I was whistling as I brought the skewer to my mouth when my father’s words to my grandmother almost pierced my ears:</w:t>
+        <w:t>We filled the refrigerator with meat. My sister cut some up to cook, and the smell made my mouth water. Too hungry to wait for the table, I lifted a piece from the pan with a fork. Just as I was about to eat, I heard my father say:</w:t>
       </w:r>
     </w:p>
     <w:p>
+      <w:pPr>
+        <w:spacing w:after="80"/>
+      </w:pPr>
       <w:r>
-        <w:t>— Oh, mother, oh! Why did you slaughter that cow?</w:t>
+        <w:t>“Mother, why did you slaughter your cow?”</w:t>
       </w:r>
     </w:p>
     <w:p>
+      <w:pPr/>
       <w:r>
-        <w:t>My heart was pounding, my head was spinning. I threw the fork in my hand and ran outside. My grandmother's hope, the cow she milked while singing songs, had been dashed because my soul craved meat?</w:t>
+        <w:t>My heart pounded. I dropped the fork and ran outside. The cow she sang to as she milked it, her precious source of income—had she given it up because I wanted meat?</w:t>
       </w:r>
     </w:p>
     <w:p>
+      <w:pPr/>
       <w:r>
-        <w:t>The table was set, they pulled me by the arm and insisted on making me sit down. I reluctantly and shyly dipped my fork in again. The skewer was stuck in my throat. Tears fell from my eyes. “What happened, what's wrong with you?” they asked.</w:t>
+        <w:t>When the table was ready, they coaxed me back. I tried to eat, but the food stuck in my throat and tears filled my eyes. “What’s wrong?” they asked.</w:t>
       </w:r>
     </w:p>
     <w:p>
+      <w:pPr>
+        <w:keepNext/>
+        <w:spacing w:after="80"/>
+      </w:pPr>
       <w:r>
-        <w:t>— My tooth!… — I said. — My tooth hurts a lot.</w:t>
+        <w:t>“My tooth,” I said. “It hurts.”</w:t>
       </w:r>
     </w:p>
     <w:p>
+      <w:pPr>
+        <w:keepNext/>
+        <w:keepLines/>
+        <w:spacing w:before="160"/>
+      </w:pPr>
       <w:r>
-        <w:t>Moral: A holiday is a real holiday when it is everyone's holiday. It is humanity's duty not to forget those who do not see meat in their homes, those who are in need, in the midst of abundance.</w:t>
+        <w:rPr>
+          <w:b/>
+        </w:rPr>
+        <w:t>Moral:</w:t>
+      </w:r>
+      <w:r>
+        <w:t xml:space="preserve"> A celebration is complete only when others can share in it. In times of abundance, remember the neighbors who are going without.</w:t>
       </w:r>
     </w:p>
     <w:p>
+      <w:pPr>
+        <w:spacing w:after="80"/>
+      </w:pPr>
       <w:r>
-        <w:t>The story was obtained from open Internet sources.</w:t>
+        <w:rPr>
+          <w:i/>
+          <w:sz w:val="18"/>
+        </w:rPr>
+        <w:t>Source: Publicly available internet sources.</w:t>
       </w:r>
     </w:p>
     <w:sectPr>
       <w:pgSz w:w="12240" w:h="15840"/>
-      <w:pgMar w:top="1440" w:right="1800" w:bottom="1440" w:left="1800" w:header="720" w:footer="720" w:gutter="0"/>
+      <w:pgMar w:top="1080" w:right="1224" w:bottom="1080" w:left="1224" w:header="720" w:footer="720" w:gutter="0"/>
       <w:cols w:space="720"/>
       <w:docGrid w:linePitch="360"/>
     </w:sectPr>
@@ -490,6 +544,16 @@
     <w:name w:val="Normal"/>
     <w:qFormat/>
     <w:rsid w:val="00FC693F"/>
+    <w:pPr>
+      <w:widowControl/>
+      <w:spacing w:after="120" w:line="259" w:lineRule="auto"/>
+    </w:pPr>
+    <w:rPr>
+      <w:rFonts w:ascii="Arial" w:hAnsi="Arial"/>
+      <w:color w:val="000000"/>
+      <w:sz w:val="22"/>
+      <w:lang w:val="en-US"/>
+    </w:rPr>
   </w:style>
   <w:style w:type="paragraph" w:styleId="Header">
     <w:name w:val="header"/>
@@ -832,18 +896,17 @@
     <w:qFormat/>
     <w:rsid w:val="00FC693F"/>
     <w:pPr>
-      <w:pBdr>
-        <w:bottom w:val="single" w:sz="8" w:space="4" w:color="4F81BD" w:themeColor="accent1"/>
-      </w:pBdr>
-      <w:spacing w:after="300" w:line="240" w:lineRule="auto"/>
+      <w:keepNext/>
+      <w:spacing w:after="280" w:line="240" w:lineRule="auto"/>
       <w:contextualSpacing/>
     </w:pPr>
     <w:rPr>
-      <w:rFonts w:asciiTheme="majorHAnsi" w:eastAsiaTheme="majorEastAsia" w:hAnsiTheme="majorHAnsi" w:cstheme="majorBidi"/>
-      <w:color w:val="17365D" w:themeColor="text2" w:themeShade="BF"/>
+      <w:rFonts w:asciiTheme="majorHAnsi" w:eastAsiaTheme="majorEastAsia" w:hAnsiTheme="majorHAnsi" w:cstheme="majorBidi" w:ascii="Arial" w:hAnsi="Arial"/>
+      <w:b/>
+      <w:color w:val="000000"/>
       <w:spacing w:val="5"/>
       <w:kern w:val="28"/>
-      <w:sz w:val="52"/>
+      <w:sz w:val="34"/>
       <w:szCs w:val="52"/>
     </w:rPr>
   </w:style>
@@ -1319,9 +1382,6 @@
     <w:qFormat/>
     <w:rsid w:val="00FC693F"/>
     <w:pPr>
-      <w:pBdr>
-        <w:bottom w:val="single" w:sz="4" w:space="4" w:color="4F81BD" w:themeColor="accent1"/>
-      </w:pBdr>
       <w:spacing w:before="200" w:after="280"/>
       <w:ind w:left="936" w:right="936"/>
     </w:pPr>

--- a/en/wisdom-stories/sacrificial-meat.docx
+++ b/en/wisdom-stories/sacrificial-meat.docx
@@ -7,13 +7,13 @@
         <w:pStyle w:val="Title"/>
       </w:pPr>
       <w:r>
-        <w:t>Meat for the Feast</w:t>
+        <w:t>Sacrificial Meat</w:t>
       </w:r>
     </w:p>
     <w:p>
       <w:pPr/>
       <w:r>
-        <w:t>I was in fifth grade. We were managing well enough then. My father, a builder, had joined a housing cooperative, and we hoped to move into our own home within six or seven months.</w:t>
+        <w:t>I was in fifth grade. We were not in need of anyone. My father, a builder, had joined a housing cooperative, and we hoped to move into our own home within six or seven months.</w:t>
       </w:r>
     </w:p>
     <w:p>
@@ -39,7 +39,7 @@
     <w:p>
       <w:pPr/>
       <w:r>
-        <w:t>A few days before Ramadan, he came home beaming: someone had offered him work. “They told me to bring my papers,” he said, hurrying out again. “I need to get them there today.”</w:t>
+        <w:t>A few days before Eid al-Fitr, he came home beaming: someone had offered him work. “They told me to bring my papers,” he said, hurrying out again. “I need to get them there today.”</w:t>
       </w:r>
     </w:p>
     <w:p>
@@ -47,7 +47,7 @@
         <w:spacing w:after="80"/>
       </w:pPr>
       <w:r>
-        <w:t>A few hours had passed when our neighbor came in with a panicked expression on his face.</w:t>
+        <w:t>A few hours had passed when our next-door neighbor came in with a panicked expression on his face.</w:t>
       </w:r>
     </w:p>
     <w:p>
@@ -61,7 +61,7 @@
     <w:p>
       <w:pPr/>
       <w:r>
-        <w:t>At the hospital, we found him pale, his arms and legs bandaged. A driver had run a red light and hit him. As we gave thanks that he was alive, he tried to hide his tears. “Why did I survive?” he whispered. “Now I’ve made things even harder for you.”</w:t>
+        <w:t>At the hospital, we found him pale, his arm and legs bandaged. A car speeding through a red light hit him. As we prayed that he was alive, ashamed, he tried to hide the tears running from his eyes. “Why did I survive?” he said. “Now I’ve made things even harder for you.”</w:t>
       </w:r>
     </w:p>
     <w:p>
@@ -73,13 +73,13 @@
     <w:p>
       <w:pPr/>
       <w:r>
-        <w:t>Eid al-Fitr came and went without sweets. At least the weather was warmer, and my father’s arm had healed, though his leg was still bandaged.</w:t>
+        <w:t>Eid al-Fitr came and went without sweets. Despite all the hardships, the weather had warmed a little, and the bandage had come off my father’s arm, though his leg was still bandaged.</w:t>
       </w:r>
     </w:p>
     <w:p>
       <w:pPr/>
       <w:r>
-        <w:t>Then came Eid al-Adha. I thought to myself: “There are twelve apartments in our building, many of them will sacrifice. At least they will give us a share, and my mother will cook my favorite meat dishes.” As I watched from the window, the sacrificial animals were slaughtered, skinned, and bowls of meat were carried to the houses in the empty area opposite. Every time the door was opened, the delicious smell of meat being roasted in the houses spread to our house. But unfortunately, no one brought us a piece of meat.</w:t>
+        <w:t>Then came Eid al-Adha. I thought to myself: “There are twelve apartments in our building, many of them will sacrifice. At least they will give us a share, and my mother will cook my favorite meat dishes.” As I watched from the window, in the empty lot opposite, the sacrificial animals were slaughtered and skinned, and bowl after bowl of meat was carried to the homes. Every time the door was opened, the delicious smell of meat being fried in the houses spread to our house. But unfortunately, no one brought us a piece of meat.</w:t>
       </w:r>
     </w:p>
     <w:p>
@@ -93,7 +93,7 @@
         <w:spacing w:after="80"/>
       </w:pPr>
       <w:r>
-        <w:t>“No,” I said slowly. “The neighbors didn’t give us sacrificial meat.”</w:t>
+        <w:t>“No,” I said quietly. “The neighbors didn’t give us sacrificial meat.”</w:t>
       </w:r>
     </w:p>
     <w:p>
@@ -111,7 +111,7 @@
     <w:p>
       <w:pPr/>
       <w:r>
-        <w:t>We filled the refrigerator with meat. My sister cut some up to cook, and the smell made my mouth water. Too hungry to wait for the table, I lifted a piece from the pan with a fork. Just as I was about to eat, I heard my father say:</w:t>
+        <w:t>We filled the refrigerator with meat. My sister cut some up to cook, and the delicious smell further stirred the appetite that had been growing for two days. Too hungry to wait for the table, I took a fork, speared a piece, and was blowing on it as I brought it to my mouth when my father’s words to my grandmother almost pierced my ears:</w:t>
       </w:r>
     </w:p>
     <w:p>
@@ -119,19 +119,19 @@
         <w:spacing w:after="80"/>
       </w:pPr>
       <w:r>
-        <w:t>“Mother, why did you slaughter your cow?”</w:t>
+        <w:t>“Ah, mother, ah! Why did you slaughter that cow?”</w:t>
       </w:r>
     </w:p>
     <w:p>
       <w:pPr/>
       <w:r>
-        <w:t>My heart pounded. I dropped the fork and ran outside. The cow she sang to as she milked it, her precious source of income—had she given it up because I wanted meat?</w:t>
+        <w:t>I felt sick and my head spun. I threw the fork and ran outside. The cow she sang to as she milked it, my grandmother’s hope—had it been slaughtered because I craved meat?</w:t>
       </w:r>
     </w:p>
     <w:p>
       <w:pPr/>
       <w:r>
-        <w:t>When the table was ready, they coaxed me back. I tried to eat, but the food stuck in my throat and tears filled my eyes. “What’s wrong?” they asked.</w:t>
+        <w:t>When the table was ready, they took me by the arm and made me sit. Again I dipped the fork in, unwilling and ashamed, but the piece stuck in my throat and tears filled my eyes. “What’s wrong?” they asked.</w:t>
       </w:r>
     </w:p>
     <w:p>
@@ -140,7 +140,7 @@
         <w:spacing w:after="80"/>
       </w:pPr>
       <w:r>
-        <w:t>“My tooth,” I said. “It hurts.”</w:t>
+        <w:t>“My tooth,” I said. “It hurts terribly.”</w:t>
       </w:r>
     </w:p>
     <w:p>
@@ -153,11 +153,9 @@
         <w:rPr>
           <w:b/>
         </w:rPr>
-        <w:t>Moral:</w:t>
+        <w:t>Moral: A celebration is complete only when others can share in it. In times of abundance, it is our human duty not to forget those who do not have even a piece of meat on their table.</w:t>
       </w:r>
-      <w:r>
-        <w:t xml:space="preserve"> A celebration is complete only when others can share in it. In times of abundance, remember the neighbors who are going without.</w:t>
-      </w:r>
+      <w:r/>
     </w:p>
     <w:p>
       <w:pPr>
@@ -168,7 +166,7 @@
           <w:i/>
           <w:sz w:val="18"/>
         </w:rPr>
-        <w:t>Source: Publicly available internet sources.</w:t>
+        <w:t>Stories are taken from open Internet sources; illustrations were created with AI.</w:t>
       </w:r>
     </w:p>
     <w:sectPr>

--- a/en/wisdom-stories/sacrificial-meat.docx
+++ b/en/wisdom-stories/sacrificial-meat.docx
@@ -105,7 +105,7 @@
         <w:rPr>
           <w:lang/>
         </w:rPr>
-        <w:t>A few hours later, our next-door neighbour rushed in. The look on his face frightened us.</w:t>
+        <w:t xml:space="preserve">A few hours later, our next-door neighbor rushed in. The look on his face frightened us.</w:t>
       </w:r>
     </w:p>
     <w:p>
@@ -170,7 +170,7 @@
         <w:rPr>
           <w:lang/>
         </w:rPr>
-        <w:t>After some time, he came home. Our stove was unlit, and the rooms were cold. A few neighbours had called the municipality to ask for coal for us, but they were told we should have registered beforehand.</w:t>
+        <w:t xml:space="preserve">After some time, he came home. Our stove was unlit, and the rooms were cold. A few neighbors had called the municipality to ask for coal for us, but they were told we should have registered beforehand.</w:t>
       </w:r>
     </w:p>
     <w:p>
@@ -222,7 +222,7 @@
         <w:rPr>
           <w:lang/>
         </w:rPr>
-        <w:t>I felt hopeful. “There are twelve flats in our building. Many of our neighbours will offer an animal for sacrifice. Surely someone will bring us a share. Mum will make one of the meat dishes I love.”</w:t>
+        <w:t xml:space="preserve">I felt hopeful. “There are twelve flats in our building. Many of our neighbors will offer an animal for sacrifice. Surely someone will bring us a share. Mom will make one of the meat dishes I love.”</w:t>
       </w:r>
     </w:p>
     <w:p>
@@ -287,7 +287,7 @@
         <w:rPr>
           <w:lang/>
         </w:rPr>
-        <w:t>“No,” I said quietly. “The neighbours didn’t give us any meat.”</w:t>
+        <w:t xml:space="preserve">“No,” I said quietly. “The neighbors didn’t give us any meat.”</w:t>
       </w:r>
     </w:p>
     <w:p>
@@ -392,7 +392,7 @@
         <w:rPr>
           <w:lang/>
         </w:rPr>
-        <w:t>“Oh, Mum… Why did you have the cow slaughtered?”</w:t>
+        <w:t xml:space="preserve">“Oh, Mom… Why did you have the cow slaughtered?”</w:t>
       </w:r>
     </w:p>
     <w:p>
